--- a/cv_reader/templates/CV_template.docx
+++ b/cv_reader/templates/CV_template.docx
@@ -460,19 +460,150 @@
         </w:rPr>
         <w:t>Education_title}}</w:t>
       </w:r>
+    </w:p>
+    <w:p>
+      <w:pPr>
+        <w:pStyle w:val="Default"/>
+        <w:tabs>
+          <w:tab w:val="left" w:pos="560"/>
+          <w:tab w:val="left" w:pos="1120"/>
+          <w:tab w:val="left" w:pos="1680"/>
+          <w:tab w:val="left" w:pos="2240"/>
+          <w:tab w:val="left" w:pos="2800"/>
+          <w:tab w:val="left" w:pos="3360"/>
+          <w:tab w:val="left" w:pos="3920"/>
+          <w:tab w:val="left" w:pos="4480"/>
+          <w:tab w:val="left" w:pos="5040"/>
+          <w:tab w:val="left" w:pos="5600"/>
+          <w:tab w:val="left" w:pos="6160"/>
+          <w:tab w:val="left" w:pos="6720"/>
+          <w:tab w:val="left" w:pos="6740"/>
+          <w:tab w:val="left" w:pos="6760"/>
+          <w:tab w:val="left" w:pos="6780"/>
+          <w:tab w:val="left" w:pos="6800"/>
+          <w:tab w:val="left" w:pos="6820"/>
+          <w:tab w:val="left" w:pos="6840"/>
+          <w:tab w:val="left" w:pos="6860"/>
+          <w:tab w:val="left" w:pos="6880"/>
+          <w:tab w:val="left" w:pos="6900"/>
+          <w:tab w:val="left" w:pos="6920"/>
+          <w:tab w:val="left" w:pos="6940"/>
+          <w:tab w:val="left" w:pos="6960"/>
+          <w:tab w:val="left" w:pos="6980"/>
+          <w:tab w:val="left" w:pos="7000"/>
+          <w:tab w:val="left" w:pos="7020"/>
+          <w:tab w:val="left" w:pos="7040"/>
+          <w:tab w:val="left" w:pos="7060"/>
+          <w:tab w:val="left" w:pos="7080"/>
+          <w:tab w:val="left" w:pos="7100"/>
+          <w:tab w:val="left" w:pos="7120"/>
+          <w:tab w:val="left" w:pos="7140"/>
+          <w:tab w:val="left" w:pos="7160"/>
+          <w:tab w:val="left" w:pos="7180"/>
+          <w:tab w:val="left" w:pos="7200"/>
+          <w:tab w:val="left" w:pos="7220"/>
+          <w:tab w:val="left" w:pos="7240"/>
+          <w:tab w:val="left" w:pos="7260"/>
+          <w:tab w:val="left" w:pos="7280"/>
+          <w:tab w:val="left" w:pos="7300"/>
+          <w:tab w:val="left" w:pos="7320"/>
+          <w:tab w:val="left" w:pos="7340"/>
+          <w:tab w:val="left" w:pos="7360"/>
+          <w:tab w:val="left" w:pos="7380"/>
+          <w:tab w:val="left" w:pos="7400"/>
+          <w:tab w:val="left" w:pos="7420"/>
+          <w:tab w:val="left" w:pos="7440"/>
+          <w:tab w:val="left" w:pos="7460"/>
+          <w:tab w:val="left" w:pos="7480"/>
+          <w:tab w:val="left" w:pos="7500"/>
+          <w:tab w:val="left" w:pos="7520"/>
+          <w:tab w:val="left" w:pos="7540"/>
+          <w:tab w:val="left" w:pos="7560"/>
+          <w:tab w:val="left" w:pos="7580"/>
+          <w:tab w:val="left" w:pos="7600"/>
+          <w:tab w:val="left" w:pos="7620"/>
+          <w:tab w:val="left" w:pos="7640"/>
+          <w:tab w:val="left" w:pos="7660"/>
+          <w:tab w:val="left" w:pos="7680"/>
+          <w:tab w:val="left" w:pos="7700"/>
+          <w:tab w:val="left" w:pos="7720"/>
+          <w:tab w:val="left" w:pos="7740"/>
+          <w:tab w:val="left" w:pos="7760"/>
+        </w:tabs>
+        <w:spacing w:line="240" w:lineRule="auto"/>
+        <w:jc w:val="both"/>
+        <w:rPr>
+          <w:rFonts w:ascii="Avenir Next Regular" w:cs="Avenir Next Regular" w:hAnsi="Avenir Next Regular" w:eastAsia="Avenir Next Regular"/>
+          <w:lang w:val="en-US"/>
+        </w:rPr>
+      </w:pPr>
       <w:r>
         <w:rPr>
-          <w:rFonts w:ascii="Arial Unicode MS" w:cs="Arial Unicode MS" w:hAnsi="Arial Unicode MS" w:eastAsia="Arial Unicode MS" w:hint="eastAsia"/>
+          <w:rFonts w:ascii="Calibri" w:hAnsi="Calibri"/>
+          <w:outline w:val="0"/>
+          <w:color w:val="404040"/>
+          <w:sz w:val="22"/>
+          <w:szCs w:val="22"/>
+          <w:u w:color="404040"/>
+          <w:rtl w:val="0"/>
+          <w:lang w:val="en-US"/>
+          <w14:textFill>
+            <w14:solidFill>
+              <w14:srgbClr w14:val="404040"/>
+            </w14:solidFill>
+          </w14:textFill>
+        </w:rPr>
+        <w:t>{{EDUCATION}}</w:t>
+      </w:r>
+    </w:p>
+    <w:p>
+      <w:pPr>
+        <w:pStyle w:val="Heading"/>
+        <w:tabs>
+          <w:tab w:val="left" w:pos="400"/>
+          <w:tab w:val="left" w:pos="800"/>
+          <w:tab w:val="left" w:pos="1200"/>
+          <w:tab w:val="left" w:pos="1600"/>
+          <w:tab w:val="left" w:pos="2000"/>
+          <w:tab w:val="left" w:pos="2400"/>
+          <w:tab w:val="left" w:pos="2800"/>
+          <w:tab w:val="left" w:pos="3200"/>
+          <w:tab w:val="left" w:pos="3600"/>
+          <w:tab w:val="left" w:pos="4000"/>
+          <w:tab w:val="left" w:pos="4400"/>
+          <w:tab w:val="left" w:pos="4800"/>
+          <w:tab w:val="left" w:pos="5200"/>
+          <w:tab w:val="left" w:pos="5600"/>
+          <w:tab w:val="left" w:pos="6000"/>
+          <w:tab w:val="left" w:pos="6400"/>
+          <w:tab w:val="left" w:pos="6800"/>
+          <w:tab w:val="left" w:pos="7200"/>
+          <w:tab w:val="left" w:pos="7600"/>
+          <w:tab w:val="left" w:pos="8000"/>
+          <w:tab w:val="left" w:pos="8400"/>
+          <w:tab w:val="left" w:pos="8800"/>
+          <w:tab w:val="left" w:pos="9200"/>
+          <w:tab w:val="left" w:pos="9472"/>
+        </w:tabs>
+        <w:rPr>
+          <w:rFonts w:ascii="Avenir Next Demi Bold" w:cs="Avenir Next Demi Bold" w:hAnsi="Avenir Next Demi Bold" w:eastAsia="Avenir Next Demi Bold"/>
           <w:b w:val="0"/>
           <w:bCs w:val="0"/>
-          <w:i w:val="0"/>
-          <w:iCs w:val="0"/>
+          <w:sz w:val="24"/>
+          <w:szCs w:val="24"/>
+        </w:rPr>
+      </w:pPr>
+      <w:r>
+        <w:rPr>
+          <w:rFonts w:ascii="Avenir Next Demi Bold" w:hAnsi="Avenir Next Demi Bold"/>
+          <w:b w:val="0"/>
+          <w:bCs w:val="0"/>
           <w:sz w:val="24"/>
           <w:szCs w:val="24"/>
           <w:rtl w:val="0"/>
           <w:lang w:val="en-US"/>
         </w:rPr>
-        <w:t>🔗</w:t>
+        <w:t>{{Projects_title}}</w:t>
       </w:r>
     </w:p>
     <w:p>
@@ -567,7 +698,7 @@
             </w14:solidFill>
           </w14:textFill>
         </w:rPr>
-        <w:t>{{EDUCATION}}</w:t>
+        <w:t>{{PROJECTS}}</w:t>
       </w:r>
     </w:p>
     <w:p>
@@ -800,7 +931,6 @@
           <w:sz w:val="22"/>
           <w:szCs w:val="22"/>
           <w:u w:color="404040"/>
-          <w:lang w:val="en-US"/>
           <w14:textFill>
             <w14:solidFill>
               <w14:srgbClr w14:val="404040"/>

--- a/cv_reader/templates/CV_template.docx
+++ b/cv_reader/templates/CV_template.docx
@@ -375,10 +375,17 @@
         <w:jc w:val="both"/>
         <w:rPr>
           <w:rFonts w:ascii="Calibri" w:cs="Calibri" w:hAnsi="Calibri" w:eastAsia="Calibri"/>
+          <w:outline w:val="0"/>
+          <w:color w:val="404040"/>
           <w:sz w:val="22"/>
           <w:szCs w:val="22"/>
           <w:u w:color="404040"/>
           <w:lang w:val="en-US"/>
+          <w14:textFill>
+            <w14:solidFill>
+              <w14:srgbClr w14:val="404040"/>
+            </w14:solidFill>
+          </w14:textFill>
         </w:rPr>
       </w:pPr>
       <w:r>
@@ -439,17 +446,6 @@
       </w:pPr>
       <w:r>
         <w:rPr>
-          <w:rFonts w:ascii="Calibri" w:hAnsi="Calibri"/>
-          <w:sz w:val="22"/>
-          <w:szCs w:val="22"/>
-          <w:u w:color="404040"/>
-          <w:rtl w:val="0"/>
-          <w:lang w:val="en-US"/>
-        </w:rPr>
-        <w:t>{{</w:t>
-      </w:r>
-      <w:r>
-        <w:rPr>
           <w:rFonts w:ascii="Avenir Next Demi Bold" w:hAnsi="Avenir Next Demi Bold"/>
           <w:b w:val="0"/>
           <w:bCs w:val="0"/>
@@ -458,7 +454,7 @@
           <w:rtl w:val="0"/>
           <w:lang w:val="en-US"/>
         </w:rPr>
-        <w:t>Education_title}}</w:t>
+        <w:t>{{Education_title}}</w:t>
       </w:r>
     </w:p>
     <w:p>
@@ -533,8 +529,18 @@
         <w:spacing w:line="240" w:lineRule="auto"/>
         <w:jc w:val="both"/>
         <w:rPr>
-          <w:rFonts w:ascii="Avenir Next Regular" w:cs="Avenir Next Regular" w:hAnsi="Avenir Next Regular" w:eastAsia="Avenir Next Regular"/>
+          <w:rFonts w:ascii="Calibri" w:cs="Calibri" w:hAnsi="Calibri" w:eastAsia="Calibri"/>
+          <w:outline w:val="0"/>
+          <w:color w:val="404040"/>
+          <w:sz w:val="22"/>
+          <w:szCs w:val="22"/>
+          <w:u w:color="404040"/>
           <w:lang w:val="en-US"/>
+          <w14:textFill>
+            <w14:solidFill>
+              <w14:srgbClr w14:val="404040"/>
+            </w14:solidFill>
+          </w14:textFill>
         </w:rPr>
       </w:pPr>
       <w:r>
@@ -678,8 +684,18 @@
         <w:spacing w:line="240" w:lineRule="auto"/>
         <w:jc w:val="both"/>
         <w:rPr>
-          <w:rFonts w:ascii="Avenir Next Regular" w:cs="Avenir Next Regular" w:hAnsi="Avenir Next Regular" w:eastAsia="Avenir Next Regular"/>
+          <w:rFonts w:ascii="Calibri" w:cs="Calibri" w:hAnsi="Calibri" w:eastAsia="Calibri"/>
+          <w:outline w:val="0"/>
+          <w:color w:val="404040"/>
+          <w:sz w:val="22"/>
+          <w:szCs w:val="22"/>
+          <w:u w:color="404040"/>
           <w:lang w:val="en-US"/>
+          <w14:textFill>
+            <w14:solidFill>
+              <w14:srgbClr w14:val="404040"/>
+            </w14:solidFill>
+          </w14:textFill>
         </w:rPr>
       </w:pPr>
       <w:r>
@@ -737,13 +753,6 @@
           <w:sz w:val="24"/>
           <w:szCs w:val="24"/>
         </w:rPr>
-        <w:sectPr>
-          <w:headerReference w:type="default" r:id="rId4"/>
-          <w:footerReference w:type="default" r:id="rId5"/>
-          <w:pgSz w:w="12240" w:h="15840" w:orient="portrait"/>
-          <w:pgMar w:top="850" w:right="1134" w:bottom="850" w:left="1134" w:header="567" w:footer="567"/>
-          <w:bidi w:val="0"/>
-        </w:sectPr>
       </w:pPr>
       <w:r>
         <w:rPr>
@@ -756,15 +765,6 @@
           <w:lang w:val="en-US"/>
         </w:rPr>
         <w:t>{{skills_title}}</w:t>
-      </w:r>
-      <w:r>
-        <w:rPr>
-          <w:rFonts w:ascii="Avenir Next Demi Bold" w:cs="Avenir Next Demi Bold" w:hAnsi="Avenir Next Demi Bold" w:eastAsia="Avenir Next Demi Bold"/>
-          <w:b w:val="0"/>
-          <w:bCs w:val="0"/>
-          <w:sz w:val="24"/>
-          <w:szCs w:val="24"/>
-        </w:rPr>
       </w:r>
     </w:p>
     <w:p>
@@ -852,13 +852,6 @@
             </w14:solidFill>
           </w14:textFill>
         </w:rPr>
-        <w:sectPr>
-          <w:type w:val="continuous"/>
-          <w:pgSz w:w="12240" w:h="15840" w:orient="portrait"/>
-          <w:pgMar w:top="850" w:right="1134" w:bottom="850" w:left="1134" w:header="567" w:footer="567"/>
-          <w:cols w:space="499" w:num="5" w:equalWidth="1"/>
-          <w:bidi w:val="0"/>
-        </w:sectPr>
       </w:pPr>
       <w:r>
         <w:rPr>
@@ -877,22 +870,6 @@
           </w14:textFill>
         </w:rPr>
         <w:t>{{SKILLS}}</w:t>
-      </w:r>
-      <w:r>
-        <w:rPr>
-          <w:rFonts w:ascii="Calibri" w:cs="Calibri" w:hAnsi="Calibri" w:eastAsia="Calibri"/>
-          <w:outline w:val="0"/>
-          <w:color w:val="404040"/>
-          <w:sz w:val="22"/>
-          <w:szCs w:val="22"/>
-          <w:u w:color="404040"/>
-          <w:lang w:val="en-US"/>
-          <w14:textFill>
-            <w14:solidFill>
-              <w14:srgbClr w14:val="404040"/>
-            </w14:solidFill>
-          </w14:textFill>
-        </w:rPr>
       </w:r>
     </w:p>
     <w:p>
@@ -925,62 +902,12 @@
           <w:tab w:val="left" w:pos="9472"/>
         </w:tabs>
         <w:rPr>
-          <w:rFonts w:ascii="Calibri" w:cs="Calibri" w:hAnsi="Calibri" w:eastAsia="Calibri"/>
-          <w:outline w:val="0"/>
-          <w:color w:val="404040"/>
-          <w:sz w:val="22"/>
-          <w:szCs w:val="22"/>
-          <w:u w:color="404040"/>
-          <w14:textFill>
-            <w14:solidFill>
-              <w14:srgbClr w14:val="404040"/>
-            </w14:solidFill>
-          </w14:textFill>
-        </w:rPr>
-      </w:pPr>
-    </w:p>
-    <w:p>
-      <w:pPr>
-        <w:pStyle w:val="Heading"/>
-        <w:tabs>
-          <w:tab w:val="left" w:pos="400"/>
-          <w:tab w:val="left" w:pos="800"/>
-          <w:tab w:val="left" w:pos="1200"/>
-          <w:tab w:val="left" w:pos="1600"/>
-          <w:tab w:val="left" w:pos="2000"/>
-          <w:tab w:val="left" w:pos="2400"/>
-          <w:tab w:val="left" w:pos="2800"/>
-          <w:tab w:val="left" w:pos="3200"/>
-          <w:tab w:val="left" w:pos="3600"/>
-          <w:tab w:val="left" w:pos="4000"/>
-          <w:tab w:val="left" w:pos="4400"/>
-          <w:tab w:val="left" w:pos="4800"/>
-          <w:tab w:val="left" w:pos="5200"/>
-          <w:tab w:val="left" w:pos="5600"/>
-          <w:tab w:val="left" w:pos="6000"/>
-          <w:tab w:val="left" w:pos="6400"/>
-          <w:tab w:val="left" w:pos="6800"/>
-          <w:tab w:val="left" w:pos="7200"/>
-          <w:tab w:val="left" w:pos="7600"/>
-          <w:tab w:val="left" w:pos="8000"/>
-          <w:tab w:val="left" w:pos="8400"/>
-          <w:tab w:val="left" w:pos="8800"/>
-          <w:tab w:val="left" w:pos="9200"/>
-          <w:tab w:val="left" w:pos="9472"/>
-        </w:tabs>
-        <w:rPr>
           <w:rFonts w:ascii="Avenir Next Demi Bold" w:cs="Avenir Next Demi Bold" w:hAnsi="Avenir Next Demi Bold" w:eastAsia="Avenir Next Demi Bold"/>
           <w:b w:val="0"/>
           <w:bCs w:val="0"/>
           <w:sz w:val="24"/>
           <w:szCs w:val="24"/>
         </w:rPr>
-        <w:sectPr>
-          <w:type w:val="continuous"/>
-          <w:pgSz w:w="12240" w:h="15840" w:orient="portrait"/>
-          <w:pgMar w:top="850" w:right="1134" w:bottom="850" w:left="1134" w:header="567" w:footer="567"/>
-          <w:bidi w:val="0"/>
-        </w:sectPr>
       </w:pPr>
       <w:r>
         <w:rPr>
@@ -992,36 +919,105 @@
           <w:rtl w:val="0"/>
           <w:lang w:val="en-US"/>
         </w:rPr>
-        <w:t>{{language_title}}</w:t>
-      </w:r>
-      <w:r>
-        <w:rPr>
-          <w:rFonts w:ascii="Avenir Next Demi Bold" w:cs="Avenir Next Demi Bold" w:hAnsi="Avenir Next Demi Bold" w:eastAsia="Avenir Next Demi Bold"/>
-          <w:b w:val="0"/>
-          <w:bCs w:val="0"/>
-          <w:sz w:val="24"/>
-          <w:szCs w:val="24"/>
-        </w:rPr>
+        <w:t>{{LANGUAGE_TITLE}}</w:t>
       </w:r>
     </w:p>
     <w:p>
       <w:pPr>
-        <w:pStyle w:val="Body A"/>
+        <w:pStyle w:val="Default"/>
+        <w:tabs>
+          <w:tab w:val="left" w:pos="560"/>
+          <w:tab w:val="left" w:pos="1120"/>
+          <w:tab w:val="left" w:pos="1680"/>
+          <w:tab w:val="left" w:pos="2240"/>
+          <w:tab w:val="left" w:pos="2800"/>
+          <w:tab w:val="left" w:pos="3360"/>
+          <w:tab w:val="left" w:pos="3920"/>
+          <w:tab w:val="left" w:pos="4480"/>
+          <w:tab w:val="left" w:pos="5040"/>
+          <w:tab w:val="left" w:pos="5600"/>
+          <w:tab w:val="left" w:pos="6160"/>
+          <w:tab w:val="left" w:pos="6720"/>
+          <w:tab w:val="left" w:pos="6740"/>
+          <w:tab w:val="left" w:pos="6760"/>
+          <w:tab w:val="left" w:pos="6780"/>
+          <w:tab w:val="left" w:pos="6800"/>
+          <w:tab w:val="left" w:pos="6820"/>
+          <w:tab w:val="left" w:pos="6840"/>
+          <w:tab w:val="left" w:pos="6860"/>
+          <w:tab w:val="left" w:pos="6880"/>
+          <w:tab w:val="left" w:pos="6900"/>
+          <w:tab w:val="left" w:pos="6920"/>
+          <w:tab w:val="left" w:pos="6940"/>
+          <w:tab w:val="left" w:pos="6960"/>
+          <w:tab w:val="left" w:pos="6980"/>
+          <w:tab w:val="left" w:pos="7000"/>
+          <w:tab w:val="left" w:pos="7020"/>
+          <w:tab w:val="left" w:pos="7040"/>
+          <w:tab w:val="left" w:pos="7060"/>
+          <w:tab w:val="left" w:pos="7080"/>
+          <w:tab w:val="left" w:pos="7100"/>
+          <w:tab w:val="left" w:pos="7120"/>
+          <w:tab w:val="left" w:pos="7140"/>
+          <w:tab w:val="left" w:pos="7160"/>
+          <w:tab w:val="left" w:pos="7180"/>
+          <w:tab w:val="left" w:pos="7200"/>
+          <w:tab w:val="left" w:pos="7220"/>
+          <w:tab w:val="left" w:pos="7240"/>
+          <w:tab w:val="left" w:pos="7260"/>
+          <w:tab w:val="left" w:pos="7280"/>
+          <w:tab w:val="left" w:pos="7300"/>
+          <w:tab w:val="left" w:pos="7320"/>
+          <w:tab w:val="left" w:pos="7340"/>
+          <w:tab w:val="left" w:pos="7360"/>
+          <w:tab w:val="left" w:pos="7380"/>
+          <w:tab w:val="left" w:pos="7400"/>
+          <w:tab w:val="left" w:pos="7420"/>
+          <w:tab w:val="left" w:pos="7440"/>
+          <w:tab w:val="left" w:pos="7460"/>
+          <w:tab w:val="left" w:pos="7480"/>
+          <w:tab w:val="left" w:pos="7500"/>
+          <w:tab w:val="left" w:pos="7520"/>
+          <w:tab w:val="left" w:pos="7540"/>
+          <w:tab w:val="left" w:pos="7560"/>
+          <w:tab w:val="left" w:pos="7580"/>
+          <w:tab w:val="left" w:pos="7600"/>
+          <w:tab w:val="left" w:pos="7620"/>
+          <w:tab w:val="left" w:pos="7640"/>
+          <w:tab w:val="left" w:pos="7660"/>
+          <w:tab w:val="left" w:pos="7680"/>
+          <w:tab w:val="left" w:pos="7700"/>
+          <w:tab w:val="left" w:pos="7720"/>
+          <w:tab w:val="left" w:pos="7740"/>
+          <w:tab w:val="left" w:pos="7760"/>
+        </w:tabs>
+        <w:spacing w:line="240" w:lineRule="auto"/>
+        <w:jc w:val="both"/>
       </w:pPr>
       <w:r>
         <w:rPr>
-          <w:rFonts w:ascii="Avenir Next Regular" w:hAnsi="Avenir Next Regular"/>
+          <w:rFonts w:ascii="Calibri" w:hAnsi="Calibri"/>
+          <w:outline w:val="0"/>
+          <w:color w:val="404040"/>
+          <w:sz w:val="22"/>
+          <w:szCs w:val="22"/>
+          <w:u w:color="404040"/>
           <w:rtl w:val="0"/>
           <w:lang w:val="en-US"/>
+          <w14:textFill>
+            <w14:solidFill>
+              <w14:srgbClr w14:val="404040"/>
+            </w14:solidFill>
+          </w14:textFill>
         </w:rPr>
         <w:t>{{LANGUAGES}}</w:t>
       </w:r>
     </w:p>
     <w:sectPr>
-      <w:type w:val="continuous"/>
+      <w:headerReference w:type="default" r:id="rId4"/>
+      <w:footerReference w:type="default" r:id="rId5"/>
       <w:pgSz w:w="12240" w:h="15840" w:orient="portrait"/>
       <w:pgMar w:top="850" w:right="1134" w:bottom="850" w:left="1134" w:header="567" w:footer="567"/>
-      <w:cols w:space="499" w:num="4" w:equalWidth="1"/>
       <w:bidi w:val="0"/>
     </w:sectPr>
   </w:body>
@@ -1262,7 +1258,7 @@
   </w:style>
   <w:style w:type="paragraph" w:styleId="Heading">
     <w:name w:val="Heading"/>
-    <w:next w:val="Body A"/>
+    <w:next w:val="Heading"/>
     <w:pPr>
       <w:keepNext w:val="0"/>
       <w:keepLines w:val="0"/>
@@ -1306,54 +1302,6 @@
       <w14:textFill>
         <w14:solidFill>
           <w14:srgbClr w14:val="227AAF"/>
-        </w14:solidFill>
-      </w14:textFill>
-    </w:rPr>
-  </w:style>
-  <w:style w:type="paragraph" w:styleId="Body A">
-    <w:name w:val="Body A"/>
-    <w:next w:val="Body A"/>
-    <w:pPr>
-      <w:keepNext w:val="0"/>
-      <w:keepLines w:val="0"/>
-      <w:pageBreakBefore w:val="0"/>
-      <w:widowControl w:val="1"/>
-      <w:shd w:val="clear" w:color="auto" w:fill="auto"/>
-      <w:suppressAutoHyphens w:val="1"/>
-      <w:bidi w:val="0"/>
-      <w:spacing w:before="0" w:after="200" w:line="240" w:lineRule="auto"/>
-      <w:ind w:left="0" w:right="0" w:firstLine="0"/>
-      <w:jc w:val="left"/>
-      <w:outlineLvl w:val="9"/>
-    </w:pPr>
-    <w:rPr>
-      <w:rFonts w:ascii="Publico Text Roman" w:cs="Arial Unicode MS" w:hAnsi="Publico Text Roman" w:eastAsia="Arial Unicode MS"/>
-      <w:b w:val="0"/>
-      <w:bCs w:val="0"/>
-      <w:i w:val="0"/>
-      <w:iCs w:val="0"/>
-      <w:caps w:val="0"/>
-      <w:smallCaps w:val="0"/>
-      <w:strike w:val="0"/>
-      <w:dstrike w:val="0"/>
-      <w:outline w:val="0"/>
-      <w:color w:val="000000"/>
-      <w:spacing w:val="0"/>
-      <w:kern w:val="0"/>
-      <w:position w:val="0"/>
-      <w:sz w:val="20"/>
-      <w:szCs w:val="20"/>
-      <w:u w:val="none" w:color="000000"/>
-      <w:shd w:val="nil" w:color="auto" w:fill="auto"/>
-      <w:vertAlign w:val="baseline"/>
-      <w:lang w:val="en-US"/>
-      <w14:textOutline w14:w="12700" w14:cap="flat">
-        <w14:noFill/>
-        <w14:miter w14:lim="400000"/>
-      </w14:textOutline>
-      <w14:textFill>
-        <w14:solidFill>
-          <w14:srgbClr w14:val="000000"/>
         </w14:solidFill>
       </w14:textFill>
     </w:rPr>
